--- a/Computer Engineering, Software Engineering, Computer systems & their softwares/Annexes/CVs/CV_Department of Computer and software engineering/CV_Xuramov_Suxrob.docx
+++ b/Computer Engineering, Software Engineering, Computer systems & their softwares/Annexes/CVs/CV_Department of Computer and software engineering/CV_Xuramov_Suxrob.docx
@@ -52,15 +52,14 @@
                 <w:iCs/>
                 <w:lang w:val="en-GB"/>
               </w:rPr>
-              <w:t>PERSONAL INFORMATION</w:t>
-            </w:r>
-            <w:r>
-              <w:rPr>
-                <w:rFonts w:asciiTheme="minorBidi" w:hAnsiTheme="minorBidi"/>
-                <w:iCs/>
-                <w:lang w:val="en-GB"/>
-              </w:rPr>
-              <w:t xml:space="preserve"> </w:t>
+              <w:t>SHAXSIY MA'LUMOTLAR</w:t>
+            </w:r>
+            <w:r>
+              <w:rPr>
+                <w:rFonts w:asciiTheme="minorBidi" w:hAnsiTheme="minorBidi"/>
+                <w:iCs/>
+                <w:lang w:val="en-GB"/>
+              </w:rPr>
             </w:r>
           </w:p>
         </w:tc>
@@ -96,7 +95,7 @@
                 <w:bCs/>
                 <w:lang w:val="en-GB"/>
               </w:rPr>
-              <w:t>Full name</w:t>
+              <w:t>To'liq ism</w:t>
             </w:r>
           </w:p>
         </w:tc>
@@ -167,14 +166,13 @@
                 <w:bCs/>
                 <w:lang w:val="en-GB"/>
               </w:rPr>
-              <w:t>Academic degree and title</w:t>
-            </w:r>
-            <w:r>
-              <w:rPr>
-                <w:rFonts w:asciiTheme="minorBidi" w:hAnsiTheme="minorBidi"/>
-                <w:lang w:val="en-GB"/>
-              </w:rPr>
-              <w:t xml:space="preserve"> </w:t>
+              <w:t>Ilmiy daraja va unvon</w:t>
+            </w:r>
+            <w:r>
+              <w:rPr>
+                <w:rFonts w:asciiTheme="minorBidi" w:hAnsiTheme="minorBidi"/>
+                <w:lang w:val="en-GB"/>
+              </w:rPr>
             </w:r>
           </w:p>
         </w:tc>
@@ -232,7 +230,7 @@
                 <w:b/>
                 <w:bCs/>
               </w:rPr>
-              <w:t>Current Position</w:t>
+              <w:t>Hozirgi lavozim</w:t>
             </w:r>
           </w:p>
         </w:tc>
@@ -313,13 +311,12 @@
                 <w:b/>
                 <w:bCs/>
               </w:rPr>
-              <w:t>Research Field</w:t>
-            </w:r>
-            <w:r>
-              <w:rPr>
-                <w:rFonts w:asciiTheme="minorBidi" w:hAnsiTheme="minorBidi"/>
-              </w:rPr>
-              <w:t xml:space="preserve"> </w:t>
+              <w:t>Tadqiqot sohasi</w:t>
+            </w:r>
+            <w:r>
+              <w:rPr>
+                <w:rFonts w:asciiTheme="minorBidi" w:hAnsiTheme="minorBidi"/>
+              </w:rPr>
             </w:r>
           </w:p>
         </w:tc>
@@ -393,15 +390,14 @@
                 <w:iCs/>
                 <w:lang w:val="en-GB"/>
               </w:rPr>
-              <w:t>EDUCATIONAL BACKGROUND</w:t>
-            </w:r>
-            <w:r>
-              <w:rPr>
-                <w:rFonts w:asciiTheme="minorBidi" w:hAnsiTheme="minorBidi"/>
-                <w:iCs/>
-                <w:lang w:val="en-GB"/>
-              </w:rPr>
-              <w:t xml:space="preserve"> </w:t>
+              <w:t>TA'LIM MA'LUMOTLARI</w:t>
+            </w:r>
+            <w:r>
+              <w:rPr>
+                <w:rFonts w:asciiTheme="minorBidi" w:hAnsiTheme="minorBidi"/>
+                <w:iCs/>
+                <w:lang w:val="en-GB"/>
+              </w:rPr>
             </w:r>
           </w:p>
         </w:tc>
@@ -440,7 +436,7 @@
                 <w:iCs/>
                 <w:lang w:val="en-GB"/>
               </w:rPr>
-              <w:t>Degree</w:t>
+              <w:t>Daraja</w:t>
             </w:r>
           </w:p>
         </w:tc>
@@ -474,7 +470,7 @@
                 <w:bCs/>
                 <w:iCs/>
               </w:rPr>
-              <w:t>Program &amp; Qualification</w:t>
+              <w:t>Dastur va malaka</w:t>
             </w:r>
           </w:p>
         </w:tc>
@@ -512,7 +508,7 @@
                 <w:iCs/>
                 <w:lang w:val="en-GB"/>
               </w:rPr>
-              <w:t>HEI</w:t>
+              <w:t>OTM</w:t>
             </w:r>
           </w:p>
         </w:tc>
@@ -548,7 +544,7 @@
                 <w:bCs/>
                 <w:iCs/>
               </w:rPr>
-              <w:t>Year</w:t>
+              <w:t>Yil</w:t>
             </w:r>
           </w:p>
         </w:tc>
@@ -586,7 +582,7 @@
                 <w:bCs/>
                 <w:iCs/>
               </w:rPr>
-              <w:t>Bachelor</w:t>
+              <w:t>Bakalavr</w:t>
             </w:r>
           </w:p>
         </w:tc>
@@ -653,7 +649,7 @@
                 <w:iCs/>
                 <w:lang w:val="en-GB"/>
               </w:rPr>
-              <w:t>Termez State University</w:t>
+              <w:t>Termiz davlat universiteti</w:t>
             </w:r>
           </w:p>
         </w:tc>
@@ -721,7 +717,7 @@
                 <w:bCs/>
                 <w:iCs/>
               </w:rPr>
-              <w:t>Master</w:t>
+              <w:t>Magistr</w:t>
             </w:r>
           </w:p>
         </w:tc>
@@ -950,7 +946,7 @@
                 <w:rFonts w:asciiTheme="minorBidi" w:hAnsiTheme="minorBidi"/>
                 <w:iCs/>
               </w:rPr>
-              <w:t>Termez State University</w:t>
+              <w:t>Termiz davlat universiteti</w:t>
             </w:r>
           </w:p>
         </w:tc>
@@ -1158,7 +1154,7 @@
                 <w:iCs/>
                 <w:lang w:val="en-GB"/>
               </w:rPr>
-              <w:t>PROFESSIONAL CAREER</w:t>
+              <w:t>KASBIY FAOLIYAT</w:t>
             </w:r>
           </w:p>
         </w:tc>
@@ -1194,14 +1190,13 @@
                 <w:bCs/>
                 <w:lang w:val="sv-SE"/>
               </w:rPr>
-              <w:t>Position</w:t>
+              <w:t>Lavozim</w:t>
             </w:r>
             <w:r>
               <w:rPr>
                 <w:rFonts w:asciiTheme="minorBidi" w:hAnsiTheme="minorBidi"/>
                 <w:lang w:val="sv-SE"/>
               </w:rPr>
-              <w:t xml:space="preserve"> </w:t>
             </w:r>
           </w:p>
         </w:tc>
@@ -1236,7 +1231,7 @@
                 <w:bCs/>
                 <w:lang w:val="en-US"/>
               </w:rPr>
-              <w:t>Organization</w:t>
+              <w:t>Tashkilot</w:t>
             </w:r>
           </w:p>
         </w:tc>
@@ -1271,7 +1266,7 @@
                 <w:bCs/>
                 <w:lang w:val="en-US"/>
               </w:rPr>
-              <w:t>Duration</w:t>
+              <w:t>Davr</w:t>
             </w:r>
           </w:p>
         </w:tc>
@@ -1435,7 +1430,7 @@
                 <w:rFonts w:asciiTheme="minorBidi" w:hAnsiTheme="minorBidi"/>
                 <w:lang w:val="en-US"/>
               </w:rPr>
-              <w:t>Termez State University</w:t>
+              <w:t>Termiz davlat universiteti</w:t>
             </w:r>
           </w:p>
         </w:tc>
@@ -1531,7 +1526,7 @@
                 <w:rFonts w:asciiTheme="minorBidi" w:hAnsiTheme="minorBidi"/>
                 <w:lang w:val="en-US"/>
               </w:rPr>
-              <w:t>Termez State University</w:t>
+              <w:t>Termiz davlat universiteti</w:t>
             </w:r>
           </w:p>
         </w:tc>
@@ -1628,7 +1623,7 @@
                 <w:rFonts w:asciiTheme="minorBidi" w:hAnsiTheme="minorBidi"/>
                 <w:lang w:val="en-US"/>
               </w:rPr>
-              <w:t>Termez State University</w:t>
+              <w:t>Termiz davlat universiteti</w:t>
             </w:r>
           </w:p>
         </w:tc>
@@ -1724,7 +1719,7 @@
                 <w:rFonts w:asciiTheme="minorBidi" w:hAnsiTheme="minorBidi"/>
                 <w:lang w:val="en-US"/>
               </w:rPr>
-              <w:t>Termez State University</w:t>
+              <w:t>Termiz davlat universiteti</w:t>
             </w:r>
           </w:p>
         </w:tc>
@@ -1795,7 +1790,7 @@
                 <w:bCs/>
                 <w:iCs/>
               </w:rPr>
-              <w:t>PROFESSIONAL MEMBERSHIPS &amp; SCIENTIFIC ACTIVITY</w:t>
+              <w:t>KASBIY A'ZOLIKLAR VA ILMIY FAOLIYAT</w:t>
             </w:r>
           </w:p>
         </w:tc>
@@ -1830,7 +1825,7 @@
                 <w:b/>
                 <w:bCs/>
               </w:rPr>
-              <w:t>Organization</w:t>
+              <w:t>Tashkilot</w:t>
             </w:r>
           </w:p>
         </w:tc>
@@ -1866,7 +1861,7 @@
                 <w:b/>
                 <w:bCs/>
               </w:rPr>
-              <w:t>Position</w:t>
+              <w:t>Lavozim</w:t>
             </w:r>
           </w:p>
         </w:tc>
@@ -1902,7 +1897,7 @@
                 <w:b/>
                 <w:bCs/>
               </w:rPr>
-              <w:t>Year</w:t>
+              <w:t>Yil</w:t>
             </w:r>
           </w:p>
         </w:tc>
@@ -2028,7 +2023,7 @@
                 <w:b/>
                 <w:bCs/>
               </w:rPr>
-              <w:t>RESEARCH AND DEVELOPMENT PROJECTS (LAST 5 YEARS)</w:t>
+              <w:t>TADQIQOT VA ISHLAB CHIQISH LOYIHALARI (SO'NGGI 5 YIL)</w:t>
             </w:r>
           </w:p>
         </w:tc>
@@ -2100,7 +2095,7 @@
                 <w:b/>
                 <w:bCs/>
               </w:rPr>
-              <w:t>INDUSTRY COLLABORATIONS (LAST 5 YEARS)</w:t>
+              <w:t>SANOAT HAMKORLIKLARI (SO'NGGI 5 YIL)</w:t>
             </w:r>
           </w:p>
         </w:tc>
@@ -2172,7 +2167,7 @@
                 <w:b/>
                 <w:bCs/>
               </w:rPr>
-              <w:t>PATENTS AND INTELLECTUAL PROPERTY RIGHTS</w:t>
+              <w:t>PATENTLAR VA INTELLEKTUAL MULK HUQUQLARI</w:t>
             </w:r>
           </w:p>
         </w:tc>
@@ -2244,7 +2239,7 @@
                 <w:b/>
                 <w:bCs/>
               </w:rPr>
-              <w:t>SCIENTIFIC ARTICLES AND PUBLICATIONS (LAST 5 YEARS)</w:t>
+              <w:t>ILMIY MAQOLALAR VA NASHRLAR (SO'NGGI 5 YIL)</w:t>
             </w:r>
           </w:p>
         </w:tc>
